--- a/ky/discovery-articles/3.2 Электр энергиясын өндүрүү жана бөлүштүрүү.docx
+++ b/ky/discovery-articles/3.2 Электр энергиясын өндүрүү жана бөлүштүрүү.docx
@@ -4,586 +4,387 @@
   <w:body>
     <w:p>
       <w:pPr>
-        <w:keepNext/>
-        <w:spacing w:before="280" w:after="120"/>
+        <w:pStyle w:val="Title"/>
+        <w:widowControl/>
       </w:pPr>
       <w:r>
-        <w:rPr>
-          <w:rFonts w:ascii="Calibri" w:hAnsi="Calibri" w:eastAsia="Calibri"/>
-          <w:b/>
-          <w:i w:val="0"/>
-          <w:color w:val="004E8C"/>
-          <w:sz w:val="44"/>
-        </w:rPr>
         <w:t>3.2 Электр энергиясын өндүрүү жана бөлүштүрүү</w:t>
       </w:r>
     </w:p>
     <w:p>
       <w:pPr>
-        <w:spacing w:after="80"/>
+        <w:keepNext/>
+        <w:widowControl/>
       </w:pPr>
       <w:r>
         <w:rPr>
-          <w:rFonts w:ascii="Calibri" w:hAnsi="Calibri" w:eastAsia="Calibri"/>
-          <w:b w:val="0"/>
-          <w:i/>
-          <w:color w:val="505050"/>
-          <w:sz w:val="22"/>
+          <w:sz w:val="20"/>
         </w:rPr>
-        <w:t>3. Өнөр жай, энергетика жана транспорт</w:t>
-      </w:r>
-    </w:p>
-    <w:p>
-      <w:pPr>
-        <w:spacing w:after="200"/>
-      </w:pPr>
-      <w:r>
-        <w:rPr>
-          <w:rFonts w:ascii="Calibri" w:hAnsi="Calibri" w:eastAsia="Calibri"/>
-          <w:b w:val="0"/>
-          <w:i/>
-          <w:sz w:val="22"/>
-        </w:rPr>
-        <w:t>Мезгил: 1831-жыл (Фарадейдин электромагниттик индукцияны ачышы); 1880-жылдар (Эдисон менен Тесланын атаандаш тутумдары) | Негизги өкүлдөр: Майкл Фарадей; Томас Эдисон; Никола Тесла; Жорж Вестингауз</w:t>
-      </w:r>
-    </w:p>
-    <w:p>
-      <w:pPr>
-        <w:spacing w:after="160" w:line="276" w:lineRule="auto"/>
-      </w:pPr>
-      <w:r>
-        <w:rPr>
-          <w:rFonts w:ascii="Calibri" w:hAnsi="Calibri" w:eastAsia="Calibri"/>
-          <w:b w:val="0"/>
-          <w:i w:val="0"/>
-          <w:sz w:val="22"/>
-        </w:rPr>
-        <w:t>Электр энергиясын өндүрүү — генератордо же башка булакта ток алуу, ал эми бөлүштүрүү — ошол токту зымдар аркылуу көптөгөн керектөөчүлөргө жеткирүү. XIX кылымдын аягында түзүлгөн тутумдар электрди лабораториядагы таң каларлык көрүнүштөн жалпыга кызмат кылган инфраструктурага айланткан.</w:t>
+        <w:t>3. Өнөр жай, энергия жана транспорт</w:t>
       </w:r>
     </w:p>
     <w:p>
       <w:pPr>
         <w:keepNext/>
-        <w:spacing w:before="240" w:after="120"/>
+        <w:widowControl/>
       </w:pPr>
       <w:r>
         <w:rPr>
-          <w:rFonts w:ascii="Calibri" w:hAnsi="Calibri" w:eastAsia="Calibri"/>
-          <w:b/>
-          <w:i w:val="0"/>
-          <w:color w:val="004E8C"/>
-          <w:sz w:val="28"/>
+          <w:sz w:val="20"/>
         </w:rPr>
-        <w:t>Негизги фактылар</w:t>
+        <w:t>Мезгил: 1831-жыл (Фарадейдин электромагниттик индукциясы); 1880-жылдар (Эдисон менен Тесланын атаандаш системалары) | Негизги салым кошкондор: Майкл Фарадей; Томас Эдисон; Никола Тесла; Жорж Вестингауз</w:t>
+      </w:r>
+    </w:p>
+    <w:p>
+      <w:pPr>
+        <w:widowControl/>
+      </w:pPr>
+      <w:r>
+        <w:t>Электр энергиясын өндүрүүдө динамо же башка булак ток жаратат; бөлүштүрүү системасы аны зымдар аркылуу көп колдонуучуга жеткирет. XIX кылымдын аягындагы системалар электрди лабораториядагы таң калычтуу кубулуштан жалпы пайдаланылуучу кызматка айландырган.</w:t>
+      </w:r>
+    </w:p>
+    <w:p>
+      <w:pPr>
+        <w:pStyle w:val="Heading1"/>
+        <w:widowControl/>
+      </w:pPr>
+      <w:r>
+        <w:t>Негизги маалыматтар</w:t>
       </w:r>
     </w:p>
     <w:p>
       <w:pPr>
         <w:pStyle w:val="ListBullet"/>
+        <w:widowControl/>
       </w:pPr>
       <w:r>
-        <w:rPr>
-          <w:rFonts w:ascii="Calibri" w:hAnsi="Calibri" w:eastAsia="Calibri"/>
-          <w:b w:val="0"/>
-          <w:i w:val="0"/>
-          <w:sz w:val="22"/>
-        </w:rPr>
-        <w:t>Майкл Фарадей кыймыл менен магнит талаасы электр тогун жарата аларын көрсөткөн</w:t>
+        <w:t>Майкл Фарадей кыймыл менен магнит аркылуу ток алууга болорун көрсөткөн.</w:t>
       </w:r>
     </w:p>
     <w:p>
       <w:pPr>
         <w:pStyle w:val="ListBullet"/>
+        <w:widowControl/>
       </w:pPr>
       <w:r>
-        <w:rPr>
-          <w:rFonts w:ascii="Calibri" w:hAnsi="Calibri" w:eastAsia="Calibri"/>
-          <w:b w:val="0"/>
-          <w:i w:val="0"/>
-          <w:sz w:val="22"/>
-        </w:rPr>
-        <w:t>Эдисондун Нью-Йорктогу Перл-стрит электр станциясы 1882-жылы ишке кирген</w:t>
+        <w:t>Эдисондун Нью-Йорктогу Перл-стрит станциясы 1882-жылы ачылган.</w:t>
       </w:r>
     </w:p>
     <w:p>
       <w:pPr>
         <w:pStyle w:val="ListBullet"/>
+        <w:widowControl/>
       </w:pPr>
       <w:r>
-        <w:rPr>
-          <w:rFonts w:ascii="Calibri" w:hAnsi="Calibri" w:eastAsia="Calibri"/>
-          <w:b w:val="0"/>
-          <w:i w:val="0"/>
-          <w:sz w:val="22"/>
-        </w:rPr>
-        <w:t>Тесла менен Вестингауз электрди алыска жеткирүү үчүн өзгөрмө токту жайылтышкан</w:t>
+        <w:t>Тесла менен Вестингауз электрди алыска жеткирүү үчүн өзгөрмө токту жайылткан.</w:t>
       </w:r>
     </w:p>
     <w:p>
       <w:pPr>
         <w:pStyle w:val="ListBullet"/>
+        <w:widowControl/>
       </w:pPr>
       <w:r>
-        <w:rPr>
-          <w:rFonts w:ascii="Calibri" w:hAnsi="Calibri" w:eastAsia="Calibri"/>
-          <w:b w:val="0"/>
-          <w:i w:val="0"/>
-          <w:sz w:val="22"/>
-        </w:rPr>
-        <w:t>Трансформаторлор токту алыска берүүдө чыңалууну жогорулатып, үйлөргө жеткенде кайра төмөндөтөт</w:t>
+        <w:t>Трансформаторлор жеткирүүдө чыңалууну жогорулатып, үйлөргө берүүдө төмөндөтөт.</w:t>
       </w:r>
     </w:p>
     <w:p>
       <w:pPr>
         <w:pStyle w:val="ListBullet"/>
+        <w:widowControl/>
       </w:pPr>
       <w:r>
-        <w:rPr>
-          <w:rFonts w:ascii="Calibri" w:hAnsi="Calibri" w:eastAsia="Calibri"/>
-          <w:b w:val="0"/>
-          <w:i w:val="0"/>
-          <w:sz w:val="22"/>
-        </w:rPr>
-        <w:t>Электр тармагы бүгүн жол жана суу түтүгү сыяктуу эле негизги инфраструктура болуп саналат</w:t>
+        <w:t>Электр тармагы азыр жол жана суу түтүгү сыяктуу негизги инфраструктура.</w:t>
       </w:r>
     </w:p>
     <w:p>
       <w:pPr>
-        <w:keepNext/>
-        <w:spacing w:before="240" w:after="120"/>
+        <w:pStyle w:val="Heading1"/>
+        <w:widowControl/>
       </w:pPr>
       <w:r>
-        <w:rPr>
-          <w:rFonts w:ascii="Calibri" w:hAnsi="Calibri" w:eastAsia="Calibri"/>
-          <w:b/>
-          <w:i w:val="0"/>
-          <w:color w:val="004E8C"/>
-          <w:sz w:val="28"/>
-        </w:rPr>
-        <w:t>Бул эмне</w:t>
+        <w:t>Бул эмне?</w:t>
       </w:r>
     </w:p>
     <w:p>
       <w:pPr>
-        <w:spacing w:after="160" w:line="276" w:lineRule="auto"/>
+        <w:widowControl/>
       </w:pPr>
       <w:r>
-        <w:rPr>
-          <w:rFonts w:ascii="Calibri" w:hAnsi="Calibri" w:eastAsia="Calibri"/>
-          <w:b w:val="0"/>
-          <w:i w:val="0"/>
-          <w:sz w:val="22"/>
-        </w:rPr>
-        <w:t>Электр энергиясын өндүрүүдө адатта магнит талаасында зым орому айлантылып, генератордо ток пайда кылынат; күн батареясы сыяктуу башка ыкмалар да бар. Бөлүштүрүүчү тармак зымдардан, трансформаторлордон жана өчүргүчтөрдөн туруп, токту чырактарга, моторлорго жана ар түрдүү түзмөктөргө жеткирет. Электр тутумунда өндүрүлгөн энергия менен ошол учурдагы керектөө дайыма тең салмакта болушу керек. Жөнөкөй айтканда, электр станциясы — жылуулугу ар бир үйгө дубалдагы розетка аркылуу ток болуп жеткен жалпы очок.</w:t>
+        <w:t>Электр энергиясы адатта магнит талаасында оромду айланткан динамо же генератор аркылуу, ошондой эле күн батареясы сыяктуу башка жолдор менен өндүрүлөт. Бөлүштүрүү системасы токту чырактарга, кыймылдаткычтарга жана түзмөктөргө жеткирген зымдардан, трансформаторлордон жана өчүргүчтөрдөн турат. Тармак өндүрүү менен керектөөнү болжолдуу тең салмакта кармайт. Электр станциясын жалпы очокко салыштырса болот: анын энергиясы үйдүн дубалындагы розеткага ток болуп келет.</w:t>
       </w:r>
     </w:p>
     <w:p>
       <w:pPr>
-        <w:keepNext/>
-        <w:spacing w:before="240" w:after="120"/>
+        <w:pStyle w:val="Heading1"/>
+        <w:widowControl/>
       </w:pPr>
       <w:r>
-        <w:rPr>
-          <w:rFonts w:ascii="Calibri" w:hAnsi="Calibri" w:eastAsia="Calibri"/>
-          <w:b/>
-          <w:i w:val="0"/>
-          <w:color w:val="004E8C"/>
-          <w:sz w:val="28"/>
-        </w:rPr>
-        <w:t>Аны ким ачкан же ойлоп тапкан</w:t>
+        <w:t xml:space="preserve">Ким ойлоп тапкан</w:t>
       </w:r>
     </w:p>
     <w:p>
       <w:pPr>
-        <w:spacing w:after="160" w:line="276" w:lineRule="auto"/>
+        <w:widowControl/>
       </w:pPr>
       <w:r>
-        <w:rPr>
-          <w:rFonts w:ascii="Calibri" w:hAnsi="Calibri" w:eastAsia="Calibri"/>
-          <w:b w:val="0"/>
-          <w:i w:val="0"/>
-          <w:sz w:val="22"/>
-        </w:rPr>
-        <w:t>Майкл Фарадей 1831-жылы электромагниттик индукцияны тажрыйбада көрсөткөн: магнит зымдын жанында кыймылдаса, ток пайда болот. Ушул принциптин негизинде ойлоп табуучулар генератор курушкан. Томас Эдисон 1882-жылы Нью-Йорктогу Перл-стритте чакан районду туруктуу ток менен камсыз кылган коммерциялык станция ачкан. Никола Тесла менен Жорж Вестингауз трансформатор аркылуу чыңалуусун өзгөртүүгө мүмкүн болгон өзгөрмө токту колдоп, электрди узак аралыкка жеткирүүгө жол ачышкан. Алгачкы электр тармактары бир адамдын эмес, көптөгөн инженерлердин эмгеги менен түзүлгөн.</w:t>
+        <w:t>Майкл Фарадейдин 1831-жылдагы тажрыйбалары электромагниттик индукцияны көрсөткөн: магнитти зымдын жанында кыймылдатканда ток пайда болот. Андан соң ойлоп табуучулар генераторлорду жасаган. Томас Эдисон 1882-жылы Нью-Йорктун Перл-стрит көчөсүндө чакан аймакты туруктуу ток менен камсыздаган коммерциялык станция ачкан. Никола Тесла менен Жорж Вестингауз өзгөрмө токту жактаган. Анын чыңалуусун трансформатор менен жогорулатып-төмөндөтүүгө болгондуктан, узун линиялар ыңгайлуу болгон. Алгачкы тармактарды бир каарман эмес, көп инженер курган.</w:t>
       </w:r>
     </w:p>
     <w:p>
       <w:pPr>
-        <w:keepNext/>
-        <w:spacing w:before="240" w:after="120"/>
+        <w:pStyle w:val="Heading1"/>
+        <w:widowControl/>
       </w:pPr>
       <w:r>
-        <w:rPr>
-          <w:rFonts w:ascii="Calibri" w:hAnsi="Calibri" w:eastAsia="Calibri"/>
-          <w:b/>
-          <w:i w:val="0"/>
-          <w:color w:val="004E8C"/>
-          <w:sz w:val="28"/>
-        </w:rPr>
-        <w:t>Качан жана кантип пайда болгон</w:t>
+        <w:t>Качан жана кантип пайда болгон?</w:t>
       </w:r>
     </w:p>
     <w:p>
       <w:pPr>
-        <w:spacing w:after="160" w:line="276" w:lineRule="auto"/>
+        <w:widowControl/>
       </w:pPr>
       <w:r>
-        <w:rPr>
-          <w:rFonts w:ascii="Calibri" w:hAnsi="Calibri" w:eastAsia="Calibri"/>
-          <w:b w:val="0"/>
-          <w:i w:val="0"/>
-          <w:sz w:val="22"/>
-        </w:rPr>
-        <w:t>1880–1890-жылдары шаарларды жарыктандыруу боюнча келишимдер, патенттер жана эл алдындагы көрсөтмөлөр үчүн катуу атаандаштык жүрүп, бул мезгил «токтор согушу» деп аталып калган. Шаарлар тездик менен өсүп, жез арзандап, коом газ чырагына көнүп калгандыктан жаңы система үчүн шарт бышкан. Фабрикалар электр мотору буу машинасынан келген ремендик өткөргүчкө караганда таза жана ийкемдүү экенин көргөндө суроо-талап кескин өскөн. Ниагара сыяктуу гидроэлектр станциялары аккан суу чоң шаарды энергия менен камсыз кыла аларын далилдеген.</w:t>
+        <w:t>1880–1890-жылдар көрсөтүүлөрдүн, патенттердин жана шаарларды жарыктандыруу келишимдеринин жарышы болгон. Бул кээде «токтор согушу» деп аталат. Шаарлардын өсүшү, арзан жез жана газ жарыгына көнгөн эл шарт түзгөн. Фабрикалар электр кыймылдаткычы буу машинасынын жалпы валынан тартылган кайыштарга караганда таза жана ийкемдүү экенин көргөндө суроо-талап кескин өскөн. Ниагарадагы сыяктуу суу электр станциялары кулаган суу шаарды энергия менен камсыздай аларын көрсөткөн.</w:t>
       </w:r>
     </w:p>
     <w:p>
       <w:pPr>
-        <w:keepNext/>
-        <w:spacing w:before="240" w:after="120"/>
+        <w:pStyle w:val="Heading1"/>
+        <w:widowControl/>
       </w:pPr>
       <w:r>
-        <w:rPr>
-          <w:rFonts w:ascii="Calibri" w:hAnsi="Calibri" w:eastAsia="Calibri"/>
-          <w:b/>
-          <w:i w:val="0"/>
-          <w:color w:val="004E8C"/>
-          <w:sz w:val="28"/>
-        </w:rPr>
-        <w:t>Илимий жактан мааниси</w:t>
+        <w:t>Илим үчүн мааниси</w:t>
       </w:r>
     </w:p>
     <w:p>
       <w:pPr>
-        <w:spacing w:after="160" w:line="276" w:lineRule="auto"/>
+        <w:widowControl/>
       </w:pPr>
       <w:r>
-        <w:rPr>
-          <w:rFonts w:ascii="Calibri" w:hAnsi="Calibri" w:eastAsia="Calibri"/>
-          <w:b w:val="0"/>
-          <w:i w:val="0"/>
-          <w:sz w:val="22"/>
-        </w:rPr>
-        <w:t>Жалпы электр тармагын түзүү физикадагы ачылыш менен уюштуруучулук тактыкты бириктирген: чыңалуу, сактагычтар жана кийин токтун жыштыгы бирдей стандартка түшүрүлгөн. Энергия эсептелип, белгилүү бирдик менен сатылуучу товарга айланган. Фарадей мыйзамы бүгүн да физикада окутулат, анткени кадимки генераторлордун баары ушул принцип менен иштейт. Электр тармагы коомго көзгө көрүнбөгөн энергия үчүн жол сыяктуу байланышкан тутумду ойлоп түшүнүүнү да үйрөткөн.</w:t>
+        <w:t>Бөлүштүрүлгөн электр системасы илимий да, уюштуруучулук да жетишкендик: бирдей чыңалуу, коопсуздук сактагычтары, кийин жыштыкты көзөмөлдөө керек. Ал энергияны бирдиги боюнча сатып алууга боло турган өлчөнүүчү товарга айландырган. Физикада Фарадейдин мыйзамы дагы эле окутулат, анткени кадимки генераторлордун иши ошого таянат. Электр тармагы коомго байланышкан системалар аркылуу ойлонууну да үйрөткөн — көзгө көрүнбөгөн күч үчүн жолдор сыяктуу.</w:t>
       </w:r>
     </w:p>
     <w:p>
       <w:pPr>
-        <w:keepNext/>
-        <w:spacing w:before="240" w:after="120"/>
+        <w:pStyle w:val="Heading1"/>
+        <w:widowControl/>
       </w:pPr>
       <w:r>
-        <w:rPr>
-          <w:rFonts w:ascii="Calibri" w:hAnsi="Calibri" w:eastAsia="Calibri"/>
-          <w:b/>
-          <w:i w:val="0"/>
-          <w:color w:val="004E8C"/>
-          <w:sz w:val="28"/>
-        </w:rPr>
-        <w:t>Кийинки өнүгүүлөргө тийгизген таасири</w:t>
+        <w:t>Кийинки өнүгүүгө тийгизген таасири</w:t>
       </w:r>
     </w:p>
     <w:p>
       <w:pPr>
-        <w:spacing w:after="160" w:line="276" w:lineRule="auto"/>
+        <w:widowControl/>
       </w:pPr>
       <w:r>
-        <w:rPr>
-          <w:rFonts w:ascii="Calibri" w:hAnsi="Calibri" w:eastAsia="Calibri"/>
-          <w:b w:val="0"/>
-          <w:i w:val="0"/>
-          <w:sz w:val="22"/>
-        </w:rPr>
-        <w:t>Электр жарыгы адамдардын активдүү убактысын узарткан, моторлор фабрикалардын түзүлүшүн өзгөрткөн. Электроника, эсептөө техникасы жана телекоммуникация розеткага же андан кубатталган батареяга таянат. Атомдук станция, шамал паркы жана жогорку чыңалуудагы линия — эски эле принциптин жаңы көрүнүштөрү: алгач энергияны өндүрүп, андан соң жалпы тармак аркылуу бөлүштүрүү. Электр өчкөн учурлар бул системага канчалык көз каранды экенибизди дароо көрсөтөт.</w:t>
+        <w:t>Электр жарыгы күндүн пайдаланылуучу бөлүгүн узарткан. Электр кыймылдаткычтары фабрикаларды өзгөрткөн. Электроника, компьютердик эсептөө жана телекоммуникация розетканы же андан кубатталган батареяны талап кылат. Атомдук станциялар, шамал парктары жана жогорку чыңалуу линиялары «өндүрүп, андан соң бөлүшүү» деген эски идеянын жаңы түрлөрү. Электр өчкөн учурлар көз карандылыгыбыз канчалык чоң экенин эскертет.</w:t>
       </w:r>
     </w:p>
     <w:p>
       <w:pPr>
-        <w:keepNext/>
-        <w:spacing w:before="240" w:after="120"/>
+        <w:pStyle w:val="Heading1"/>
+        <w:widowControl/>
       </w:pPr>
       <w:r>
-        <w:rPr>
-          <w:rFonts w:ascii="Calibri" w:hAnsi="Calibri" w:eastAsia="Calibri"/>
-          <w:b/>
-          <w:i w:val="0"/>
-          <w:color w:val="004E8C"/>
-          <w:sz w:val="28"/>
-        </w:rPr>
-        <w:t>Адамдардын жашоосун кантип өзгөрткөн</w:t>
+        <w:t>Адамдардын жашоосун кантип өзгөрткөн?</w:t>
       </w:r>
     </w:p>
     <w:p>
       <w:pPr>
-        <w:spacing w:after="160" w:line="276" w:lineRule="auto"/>
+        <w:widowControl/>
       </w:pPr>
       <w:r>
-        <w:rPr>
-          <w:rFonts w:ascii="Calibri" w:hAnsi="Calibri" w:eastAsia="Calibri"/>
-          <w:b w:val="0"/>
-          <w:i w:val="0"/>
-          <w:sz w:val="22"/>
-        </w:rPr>
-        <w:t>Үйлөрдө электр чырагы, үтүк, муздаткыч, бара-бара дээрлик бардык заманбап ыңгайлуулуктар пайда болгон. Эмгек имараттын ичине көчүп, түнкү нөөмөт кадимки көрүнүшкө айланган. Электрге туташкан же туташпаган аймактардын чеги жашоо деңгээлинин картасын аныктай баштаган. Бүгүн электр тармагы иштен чыкса, оорукана, поезд жана интернет да үзгүлтүккө учурайт. Электрлештирүү азыркы күнүмдүк жашоонун эң айкын белгилеринин бири.</w:t>
+        <w:t>Үйлөргө чырак, үтүк, муздаткыч, кийин дээрлик бардык ыңгайлуулуктар кирген. Иш имараттын ичине көбүрөөк өтүп, түнкү нөөмөт кадимки көрүнүш болгон. Электрге кошулган же кошулбаган болуу жашоо деңгээлиндеги айырманын белгисине айланган. Тармак иштебесе, ооруканалар, поезддер жана интернет да токтоп калышы мүмкүн. Электрлештирүү азыркы күнүмдүк турмуштун эң айкын белгилеринин бири.</w:t>
       </w:r>
     </w:p>
     <w:p>
       <w:pPr>
-        <w:keepNext/>
-        <w:spacing w:before="240" w:after="120"/>
+        <w:pStyle w:val="Heading1"/>
+        <w:widowControl/>
       </w:pPr>
       <w:r>
-        <w:rPr>
-          <w:rFonts w:ascii="Calibri" w:hAnsi="Calibri" w:eastAsia="Calibri"/>
-          <w:b/>
-          <w:i w:val="0"/>
-          <w:color w:val="004E8C"/>
-          <w:sz w:val="28"/>
-        </w:rPr>
-        <w:t>Булактар жана шилтемелер</w:t>
+        <w:t>Булактар жана кошумча окуу</w:t>
       </w:r>
     </w:p>
     <w:p>
       <w:pPr>
-        <w:keepNext/>
-        <w:spacing w:before="240" w:after="120"/>
+        <w:pStyle w:val="Heading2"/>
+        <w:widowControl/>
       </w:pPr>
       <w:r>
         <w:rPr>
-          <w:rFonts w:ascii="Calibri" w:hAnsi="Calibri" w:eastAsia="Calibri"/>
-          <w:b/>
-          <w:i w:val="0"/>
-          <w:color w:val="004E8C"/>
-          <w:sz w:val="24"/>
+          <w:sz w:val="20"/>
         </w:rPr>
-        <w:t>C. Мекемелердин материалдары жана энциклопедиялык булактар</w:t>
+        <w:t>Уюмдардын жана энциклопедиялардын материалдары</w:t>
       </w:r>
     </w:p>
     <w:p>
       <w:pPr>
-        <w:spacing w:after="80"/>
-        <w:ind w:left="360"/>
+        <w:widowControl/>
       </w:pPr>
       <w:r>
         <w:rPr>
-          <w:rFonts w:ascii="Calibri" w:hAnsi="Calibri" w:eastAsia="Calibri"/>
-          <w:b w:val="0"/>
-          <w:i w:val="0"/>
-          <w:sz w:val="22"/>
+          <w:sz w:val="20"/>
         </w:rPr>
-        <w:t>1. Encyclopaedia Britannica. “Electric power” (“Электр энергиясы”).</w:t>
-      </w:r>
-      <w:r>
-        <w:rPr>
-          <w:rFonts w:ascii="Calibri" w:hAnsi="Calibri" w:eastAsia="Calibri"/>
-          <w:b w:val="0"/>
-          <w:i w:val="0"/>
-          <w:sz w:val="22"/>
-        </w:rPr>
-        <w:t xml:space="preserve"> </w:t>
+        <w:t xml:space="preserve">1. Encyclopaedia Britannica. 'Electric power.' </w:t>
       </w:r>
       <w:hyperlink r:id="rId9">
         <w:r>
           <w:rPr>
-            <w:rFonts w:ascii="Calibri" w:hAnsi="Calibri" w:eastAsia="Calibri"/>
-            <w:b w:val="0"/>
-            <w:i w:val="0"/>
-            <w:sz w:val="22"/>
-            <w:color w:val="0563C1"/>
-            <w:u w:val="single"/>
+            <w:sz w:val="20"/>
           </w:rPr>
           <w:t>https://www.britannica.com/science/electric-power</w:t>
         </w:r>
       </w:hyperlink>
+      <w:r>
+        <w:rPr>
+          <w:sz w:val="20"/>
+        </w:rPr>
+      </w:r>
     </w:p>
     <w:p>
       <w:pPr>
-        <w:spacing w:after="80"/>
-        <w:ind w:left="360"/>
+        <w:widowControl/>
       </w:pPr>
       <w:r>
         <w:rPr>
-          <w:rFonts w:ascii="Calibri" w:hAnsi="Calibri" w:eastAsia="Calibri"/>
-          <w:b w:val="0"/>
-          <w:i w:val="0"/>
-          <w:sz w:val="22"/>
+          <w:sz w:val="20"/>
         </w:rPr>
-        <w:t>2. U.S. Energy Information Administration. Электр энергиясы жөнүндө түшүндүрмө материалдар.</w:t>
-      </w:r>
-      <w:r>
-        <w:rPr>
-          <w:rFonts w:ascii="Calibri" w:hAnsi="Calibri" w:eastAsia="Calibri"/>
-          <w:b w:val="0"/>
-          <w:i w:val="0"/>
-          <w:sz w:val="22"/>
-        </w:rPr>
-        <w:t xml:space="preserve"> </w:t>
+        <w:t xml:space="preserve">2. U.S. Energy Information Administration. Electricity explained. </w:t>
       </w:r>
       <w:hyperlink r:id="rId10">
         <w:r>
           <w:rPr>
-            <w:rFonts w:ascii="Calibri" w:hAnsi="Calibri" w:eastAsia="Calibri"/>
-            <w:b w:val="0"/>
-            <w:i w:val="0"/>
-            <w:sz w:val="22"/>
-            <w:color w:val="0563C1"/>
-            <w:u w:val="single"/>
+            <w:sz w:val="20"/>
           </w:rPr>
           <w:t>https://www.eia.gov/energyexplained/electricity/</w:t>
         </w:r>
       </w:hyperlink>
-    </w:p>
-    <w:p>
-      <w:pPr>
-        <w:keepNext/>
-        <w:spacing w:before="240" w:after="120"/>
-      </w:pPr>
       <w:r>
         <w:rPr>
-          <w:rFonts w:ascii="Calibri" w:hAnsi="Calibri" w:eastAsia="Calibri"/>
-          <w:b/>
-          <w:i w:val="0"/>
-          <w:color w:val="004E8C"/>
-          <w:sz w:val="24"/>
+          <w:sz w:val="20"/>
         </w:rPr>
-        <w:t>D. Музейлердин, архивдердин жана китепканалардын материалдары</w:t>
       </w:r>
     </w:p>
     <w:p>
       <w:pPr>
-        <w:spacing w:after="80"/>
-        <w:ind w:left="360"/>
+        <w:pStyle w:val="Heading2"/>
+        <w:widowControl/>
       </w:pPr>
       <w:r>
         <w:rPr>
-          <w:rFonts w:ascii="Calibri" w:hAnsi="Calibri" w:eastAsia="Calibri"/>
-          <w:b w:val="0"/>
-          <w:i w:val="0"/>
-          <w:sz w:val="22"/>
+          <w:sz w:val="20"/>
         </w:rPr>
-        <w:t>1. Science Museum (London). Алгачкы генераторлор жана электр станцияларынын жабдуулары.</w:t>
+        <w:t>Музейлердин, архивдердин жана китепканалардын материалдары</w:t>
       </w:r>
+    </w:p>
+    <w:p>
+      <w:pPr>
+        <w:widowControl/>
+      </w:pPr>
       <w:r>
         <w:rPr>
-          <w:rFonts w:ascii="Calibri" w:hAnsi="Calibri" w:eastAsia="Calibri"/>
-          <w:b w:val="0"/>
-          <w:i w:val="0"/>
-          <w:sz w:val="22"/>
+          <w:sz w:val="20"/>
         </w:rPr>
-        <w:t xml:space="preserve"> </w:t>
+        <w:t xml:space="preserve">1. Science Museum (London). Early dynamos and power-station equipment. </w:t>
       </w:r>
       <w:hyperlink r:id="rId11">
         <w:r>
           <w:rPr>
-            <w:rFonts w:ascii="Calibri" w:hAnsi="Calibri" w:eastAsia="Calibri"/>
-            <w:b w:val="0"/>
-            <w:i w:val="0"/>
-            <w:sz w:val="22"/>
-            <w:color w:val="0563C1"/>
-            <w:u w:val="single"/>
+            <w:sz w:val="20"/>
           </w:rPr>
           <w:t>https://www.sciencemuseum.org.uk/objects-and-stories</w:t>
         </w:r>
       </w:hyperlink>
+      <w:r>
+        <w:rPr>
+          <w:sz w:val="20"/>
+        </w:rPr>
+      </w:r>
     </w:p>
     <w:p>
       <w:pPr>
-        <w:spacing w:after="80"/>
-        <w:ind w:left="360"/>
+        <w:widowControl/>
       </w:pPr>
       <w:r>
         <w:rPr>
-          <w:rFonts w:ascii="Calibri" w:hAnsi="Calibri" w:eastAsia="Calibri"/>
-          <w:b w:val="0"/>
-          <w:i w:val="0"/>
-          <w:sz w:val="22"/>
+          <w:sz w:val="20"/>
         </w:rPr>
-        <w:t>2. IEEE Engineering and Technology History Wiki. Электр энергетикасынын тарыхы боюнча макалалар.</w:t>
-      </w:r>
-      <w:r>
-        <w:rPr>
-          <w:rFonts w:ascii="Calibri" w:hAnsi="Calibri" w:eastAsia="Calibri"/>
-          <w:b w:val="0"/>
-          <w:i w:val="0"/>
-          <w:sz w:val="22"/>
-        </w:rPr>
-        <w:t xml:space="preserve"> </w:t>
+        <w:t xml:space="preserve">2. IEEE Engineering and Technology History Wiki. Power engineering historical articles. </w:t>
       </w:r>
       <w:hyperlink r:id="rId12">
         <w:r>
           <w:rPr>
-            <w:rFonts w:ascii="Calibri" w:hAnsi="Calibri" w:eastAsia="Calibri"/>
-            <w:b w:val="0"/>
-            <w:i w:val="0"/>
-            <w:sz w:val="22"/>
-            <w:color w:val="0563C1"/>
-            <w:u w:val="single"/>
+            <w:sz w:val="20"/>
           </w:rPr>
           <w:t>https://ethw.org/Archives:IEEE_Power_Engineering_Review_Historical_Articles</w:t>
         </w:r>
       </w:hyperlink>
-    </w:p>
-    <w:p>
-      <w:pPr>
-        <w:keepNext/>
-        <w:spacing w:before="240" w:after="120"/>
-      </w:pPr>
       <w:r>
         <w:rPr>
-          <w:rFonts w:ascii="Calibri" w:hAnsi="Calibri" w:eastAsia="Calibri"/>
-          <w:b/>
-          <w:i w:val="0"/>
-          <w:color w:val="004E8C"/>
-          <w:sz w:val="24"/>
+          <w:sz w:val="20"/>
         </w:rPr>
-        <w:t>F. Онлайн лекциялар жана билим берүүчү сериялар</w:t>
       </w:r>
     </w:p>
     <w:p>
       <w:pPr>
-        <w:spacing w:after="80"/>
-        <w:ind w:left="360"/>
+        <w:pStyle w:val="Heading2"/>
+        <w:widowControl/>
       </w:pPr>
       <w:r>
         <w:rPr>
-          <w:rFonts w:ascii="Calibri" w:hAnsi="Calibri" w:eastAsia="Calibri"/>
-          <w:b w:val="0"/>
-          <w:i w:val="0"/>
-          <w:sz w:val="22"/>
+          <w:sz w:val="20"/>
         </w:rPr>
-        <w:t>1. PBS. Tesla: Master of Lightning.</w:t>
+        <w:t>Онлайн лекциялар жана билим берүү топтомдору</w:t>
       </w:r>
+    </w:p>
+    <w:p>
+      <w:pPr>
+        <w:widowControl/>
+      </w:pPr>
       <w:r>
         <w:rPr>
-          <w:rFonts w:ascii="Calibri" w:hAnsi="Calibri" w:eastAsia="Calibri"/>
-          <w:b w:val="0"/>
-          <w:i w:val="0"/>
-          <w:sz w:val="22"/>
+          <w:sz w:val="20"/>
         </w:rPr>
-        <w:t xml:space="preserve"> </w:t>
+        <w:t xml:space="preserve">1. PBS. Tesla: Master of Lightning. </w:t>
       </w:r>
       <w:hyperlink r:id="rId13">
         <w:r>
           <w:rPr>
-            <w:rFonts w:ascii="Calibri" w:hAnsi="Calibri" w:eastAsia="Calibri"/>
-            <w:b w:val="0"/>
-            <w:i w:val="0"/>
-            <w:sz w:val="22"/>
-            <w:color w:val="0563C1"/>
-            <w:u w:val="single"/>
+            <w:sz w:val="20"/>
           </w:rPr>
           <w:t>https://www.pbs.org/tesla/</w:t>
         </w:r>
       </w:hyperlink>
+      <w:r>
+        <w:rPr>
+          <w:sz w:val="20"/>
+        </w:rPr>
+      </w:r>
     </w:p>
     <w:sectPr>
-      <w:pgSz w:w="12240" w:h="15840"/>
-      <w:pgMar w:top="1296" w:right="1440" w:bottom="1296" w:left="1440" w:header="720" w:footer="720" w:gutter="0"/>
+      <w:footerReference w:type="default" r:id="rId14"/>
+      <w:pgSz w:w="11906" w:h="16838"/>
+      <w:pgMar w:top="1020" w:right="1134" w:bottom="1020" w:left="1134" w:header="720" w:footer="720" w:gutter="0"/>
       <w:cols w:space="720"/>
       <w:docGrid w:linePitch="360"/>
     </w:sectPr>
   </w:body>
 </w:document>
+</file>
+
+<file path=word/footer1.xml><?xml version="1.0" encoding="utf-8"?>
+<w:ftr xmlns:m="http://schemas.openxmlformats.org/officeDocument/2006/math" xmlns:mc="http://schemas.openxmlformats.org/markup-compatibility/2006" xmlns:mo="http://schemas.microsoft.com/office/mac/office/2008/main" xmlns:mv="urn:schemas-microsoft-com:mac:vml" xmlns:o="urn:schemas-microsoft-com:office:office" xmlns:r="http://schemas.openxmlformats.org/officeDocument/2006/relationships" xmlns:v="urn:schemas-microsoft-com:vml" xmlns:w10="urn:schemas-microsoft-com:office:word" xmlns:w14="http://schemas.microsoft.com/office/word/2010/wordml" xmlns:w="http://schemas.openxmlformats.org/wordprocessingml/2006/main" xmlns:wne="http://schemas.microsoft.com/office/word/2006/wordml" xmlns:wp14="http://schemas.microsoft.com/office/word/2010/wordprocessingDrawing" xmlns:wp="http://schemas.openxmlformats.org/drawingml/2006/wordprocessingDrawing" xmlns:wpc="http://schemas.microsoft.com/office/word/2010/wordprocessingCanvas" xmlns:wpg="http://schemas.microsoft.com/office/word/2010/wordprocessingGroup" xmlns:wpi="http://schemas.microsoft.com/office/word/2010/wordprocessingInk" xmlns:wps="http://schemas.microsoft.com/office/word/2010/wordprocessingShape" mc:Ignorable="w14 wp14">
+  <w:p>
+    <w:pPr>
+      <w:pStyle w:val="Footer"/>
+      <w:jc w:val="right"/>
+    </w:pPr>
+    <w:fldSimple w:instr="PAGE"/>
+  </w:p>
+</w:ftr>
 </file>
 
 <file path=word/numbering.xml><?xml version="1.0" encoding="utf-8"?>
@@ -794,7 +595,7 @@
   <w:docDefaults>
     <w:rPrDefault>
       <w:rPr>
-        <w:rFonts w:asciiTheme="minorHAnsi" w:eastAsiaTheme="minorEastAsia" w:hAnsiTheme="minorHAnsi" w:cstheme="minorBidi"/>
+        <w:rFonts/>
         <w:sz w:val="22"/>
         <w:szCs w:val="22"/>
         <w:lang w:val="en-US" w:eastAsia="en-US" w:bidi="ar-SA"/>
@@ -949,6 +750,15 @@
     <w:name w:val="Normal"/>
     <w:qFormat/>
     <w:rsid w:val="00FC693F"/>
+    <w:pPr>
+      <w:spacing w:after="120" w:line="259" w:lineRule="auto"/>
+    </w:pPr>
+    <w:rPr>
+      <w:rFonts w:ascii="Times New Roman" w:hAnsi="Times New Roman"/>
+      <w:color w:val="000000"/>
+      <w:sz w:val="24"/>
+      <w:lang w:val="ky-KG"/>
+    </w:rPr>
   </w:style>
   <w:style w:type="paragraph" w:styleId="Header">
     <w:name w:val="header"/>
@@ -1005,16 +815,17 @@
     <w:pPr>
       <w:keepNext/>
       <w:keepLines/>
-      <w:spacing w:before="480" w:after="0"/>
+      <w:spacing w:before="480" w:after="120" w:line="259" w:lineRule="auto"/>
       <w:outlineLvl w:val="0"/>
     </w:pPr>
     <w:rPr>
-      <w:rFonts w:asciiTheme="majorHAnsi" w:eastAsiaTheme="majorEastAsia" w:hAnsiTheme="majorHAnsi" w:cstheme="majorBidi"/>
+      <w:rFonts w:ascii="Times New Roman" w:hAnsi="Times New Roman"/>
       <w:b/>
       <w:bCs/>
-      <w:color w:val="365F91" w:themeColor="accent1" w:themeShade="BF"/>
-      <w:sz w:val="28"/>
+      <w:color w:val="000000"/>
+      <w:sz w:val="26"/>
       <w:szCs w:val="28"/>
+      <w:lang w:val="ky-KG"/>
     </w:rPr>
   </w:style>
   <w:style w:type="paragraph" w:styleId="Heading2">
@@ -1029,16 +840,17 @@
     <w:pPr>
       <w:keepNext/>
       <w:keepLines/>
-      <w:spacing w:before="200" w:after="0"/>
+      <w:spacing w:before="200" w:after="120" w:line="259" w:lineRule="auto"/>
       <w:outlineLvl w:val="1"/>
     </w:pPr>
     <w:rPr>
-      <w:rFonts w:asciiTheme="majorHAnsi" w:eastAsiaTheme="majorEastAsia" w:hAnsiTheme="majorHAnsi" w:cstheme="majorBidi"/>
+      <w:rFonts w:ascii="Times New Roman" w:hAnsi="Times New Roman"/>
       <w:b/>
       <w:bCs/>
-      <w:color w:val="4F81BD" w:themeColor="accent1"/>
+      <w:color w:val="000000"/>
       <w:sz w:val="26"/>
       <w:szCs w:val="26"/>
+      <w:lang w:val="ky-KG"/>
     </w:rPr>
   </w:style>
   <w:style w:type="paragraph" w:styleId="Heading3">
@@ -1057,7 +869,7 @@
       <w:outlineLvl w:val="2"/>
     </w:pPr>
     <w:rPr>
-      <w:rFonts w:asciiTheme="majorHAnsi" w:eastAsiaTheme="majorEastAsia" w:hAnsiTheme="majorHAnsi" w:cstheme="majorBidi"/>
+      <w:rFonts/>
       <w:b/>
       <w:bCs/>
       <w:color w:val="4F81BD" w:themeColor="accent1"/>
@@ -1080,7 +892,7 @@
       <w:outlineLvl w:val="3"/>
     </w:pPr>
     <w:rPr>
-      <w:rFonts w:asciiTheme="majorHAnsi" w:eastAsiaTheme="majorEastAsia" w:hAnsiTheme="majorHAnsi" w:cstheme="majorBidi"/>
+      <w:rFonts/>
       <w:b/>
       <w:bCs/>
       <w:i/>
@@ -1105,7 +917,7 @@
       <w:outlineLvl w:val="4"/>
     </w:pPr>
     <w:rPr>
-      <w:rFonts w:asciiTheme="majorHAnsi" w:eastAsiaTheme="majorEastAsia" w:hAnsiTheme="majorHAnsi" w:cstheme="majorBidi"/>
+      <w:rFonts/>
       <w:color w:val="243F60" w:themeColor="accent1" w:themeShade="7F"/>
     </w:rPr>
   </w:style>
@@ -1126,7 +938,7 @@
       <w:outlineLvl w:val="5"/>
     </w:pPr>
     <w:rPr>
-      <w:rFonts w:asciiTheme="majorHAnsi" w:eastAsiaTheme="majorEastAsia" w:hAnsiTheme="majorHAnsi" w:cstheme="majorBidi"/>
+      <w:rFonts/>
       <w:i/>
       <w:iCs/>
       <w:color w:val="243F60" w:themeColor="accent1" w:themeShade="7F"/>
@@ -1149,7 +961,7 @@
       <w:outlineLvl w:val="6"/>
     </w:pPr>
     <w:rPr>
-      <w:rFonts w:asciiTheme="majorHAnsi" w:eastAsiaTheme="majorEastAsia" w:hAnsiTheme="majorHAnsi" w:cstheme="majorBidi"/>
+      <w:rFonts/>
       <w:i/>
       <w:iCs/>
       <w:color w:val="404040" w:themeColor="text1" w:themeTint="BF"/>
@@ -1172,7 +984,7 @@
       <w:outlineLvl w:val="7"/>
     </w:pPr>
     <w:rPr>
-      <w:rFonts w:asciiTheme="majorHAnsi" w:eastAsiaTheme="majorEastAsia" w:hAnsiTheme="majorHAnsi" w:cstheme="majorBidi"/>
+      <w:rFonts/>
       <w:color w:val="4F81BD" w:themeColor="accent1"/>
       <w:sz w:val="20"/>
       <w:szCs w:val="20"/>
@@ -1195,7 +1007,7 @@
       <w:outlineLvl w:val="8"/>
     </w:pPr>
     <w:rPr>
-      <w:rFonts w:asciiTheme="majorHAnsi" w:eastAsiaTheme="majorEastAsia" w:hAnsiTheme="majorHAnsi" w:cstheme="majorBidi"/>
+      <w:rFonts/>
       <w:i/>
       <w:iCs/>
       <w:color w:val="404040" w:themeColor="text1" w:themeTint="BF"/>
@@ -1246,7 +1058,7 @@
     <w:uiPriority w:val="9"/>
     <w:rsid w:val="00FC693F"/>
     <w:rPr>
-      <w:rFonts w:asciiTheme="majorHAnsi" w:eastAsiaTheme="majorEastAsia" w:hAnsiTheme="majorHAnsi" w:cstheme="majorBidi"/>
+      <w:rFonts/>
       <w:b/>
       <w:bCs/>
       <w:color w:val="365F91" w:themeColor="accent1" w:themeShade="BF"/>
@@ -1261,7 +1073,7 @@
     <w:uiPriority w:val="9"/>
     <w:rsid w:val="00FC693F"/>
     <w:rPr>
-      <w:rFonts w:asciiTheme="majorHAnsi" w:eastAsiaTheme="majorEastAsia" w:hAnsiTheme="majorHAnsi" w:cstheme="majorBidi"/>
+      <w:rFonts/>
       <w:b/>
       <w:bCs/>
       <w:color w:val="4F81BD" w:themeColor="accent1"/>
@@ -1276,7 +1088,7 @@
     <w:uiPriority w:val="9"/>
     <w:rsid w:val="00FC693F"/>
     <w:rPr>
-      <w:rFonts w:asciiTheme="majorHAnsi" w:eastAsiaTheme="majorEastAsia" w:hAnsiTheme="majorHAnsi" w:cstheme="majorBidi"/>
+      <w:rFonts/>
       <w:b/>
       <w:bCs/>
       <w:color w:val="4F81BD" w:themeColor="accent1"/>
@@ -1291,19 +1103,17 @@
     <w:qFormat/>
     <w:rsid w:val="00FC693F"/>
     <w:pPr>
-      <w:pBdr>
-        <w:bottom w:val="single" w:sz="8" w:space="4" w:color="4F81BD" w:themeColor="accent1"/>
-      </w:pBdr>
-      <w:spacing w:after="300" w:line="240" w:lineRule="auto"/>
+      <w:spacing w:after="120" w:line="259" w:lineRule="auto"/>
       <w:contextualSpacing/>
     </w:pPr>
     <w:rPr>
-      <w:rFonts w:asciiTheme="majorHAnsi" w:eastAsiaTheme="majorEastAsia" w:hAnsiTheme="majorHAnsi" w:cstheme="majorBidi"/>
-      <w:color w:val="17365D" w:themeColor="text2" w:themeShade="BF"/>
+      <w:rFonts w:ascii="Times New Roman" w:hAnsi="Times New Roman"/>
+      <w:color w:val="000000"/>
       <w:spacing w:val="5"/>
       <w:kern w:val="28"/>
-      <w:sz w:val="52"/>
+      <w:sz w:val="40"/>
       <w:szCs w:val="52"/>
+      <w:lang w:val="ky-KG"/>
     </w:rPr>
   </w:style>
   <w:style w:type="character" w:customStyle="1" w:styleId="TitleChar">
@@ -1313,7 +1123,7 @@
     <w:uiPriority w:val="10"/>
     <w:rsid w:val="00FC693F"/>
     <w:rPr>
-      <w:rFonts w:asciiTheme="majorHAnsi" w:eastAsiaTheme="majorEastAsia" w:hAnsiTheme="majorHAnsi" w:cstheme="majorBidi"/>
+      <w:rFonts/>
       <w:color w:val="17365D" w:themeColor="text2" w:themeShade="BF"/>
       <w:spacing w:val="5"/>
       <w:kern w:val="28"/>
@@ -1335,7 +1145,7 @@
       </w:numPr>
     </w:pPr>
     <w:rPr>
-      <w:rFonts w:asciiTheme="majorHAnsi" w:eastAsiaTheme="majorEastAsia" w:hAnsiTheme="majorHAnsi" w:cstheme="majorBidi"/>
+      <w:rFonts/>
       <w:i/>
       <w:iCs/>
       <w:color w:val="4F81BD" w:themeColor="accent1"/>
@@ -1351,7 +1161,7 @@
     <w:uiPriority w:val="11"/>
     <w:rsid w:val="00FC693F"/>
     <w:rPr>
-      <w:rFonts w:asciiTheme="majorHAnsi" w:eastAsiaTheme="majorEastAsia" w:hAnsiTheme="majorHAnsi" w:cstheme="majorBidi"/>
+      <w:rFonts/>
       <w:i/>
       <w:iCs/>
       <w:color w:val="4F81BD" w:themeColor="accent1"/>
@@ -1476,8 +1286,15 @@
       <w:numPr>
         <w:numId w:val="1"/>
       </w:numPr>
+      <w:spacing w:after="120" w:line="259" w:lineRule="auto"/>
       <w:contextualSpacing/>
     </w:pPr>
+    <w:rPr>
+      <w:rFonts w:ascii="Times New Roman" w:hAnsi="Times New Roman"/>
+      <w:color w:val="000000"/>
+      <w:sz w:val="24"/>
+      <w:lang w:val="ky-KG"/>
+    </w:rPr>
   </w:style>
   <w:style w:type="paragraph" w:styleId="ListBullet2">
     <w:name w:val="List Bullet 2"/>
@@ -1649,7 +1466,7 @@
     <w:semiHidden/>
     <w:rsid w:val="00FC693F"/>
     <w:rPr>
-      <w:rFonts w:asciiTheme="majorHAnsi" w:eastAsiaTheme="majorEastAsia" w:hAnsiTheme="majorHAnsi" w:cstheme="majorBidi"/>
+      <w:rFonts/>
       <w:b/>
       <w:bCs/>
       <w:i/>
@@ -1665,7 +1482,7 @@
     <w:semiHidden/>
     <w:rsid w:val="00FC693F"/>
     <w:rPr>
-      <w:rFonts w:asciiTheme="majorHAnsi" w:eastAsiaTheme="majorEastAsia" w:hAnsiTheme="majorHAnsi" w:cstheme="majorBidi"/>
+      <w:rFonts/>
       <w:color w:val="243F60" w:themeColor="accent1" w:themeShade="7F"/>
     </w:rPr>
   </w:style>
@@ -1677,7 +1494,7 @@
     <w:semiHidden/>
     <w:rsid w:val="00FC693F"/>
     <w:rPr>
-      <w:rFonts w:asciiTheme="majorHAnsi" w:eastAsiaTheme="majorEastAsia" w:hAnsiTheme="majorHAnsi" w:cstheme="majorBidi"/>
+      <w:rFonts/>
       <w:i/>
       <w:iCs/>
       <w:color w:val="243F60" w:themeColor="accent1" w:themeShade="7F"/>
@@ -1691,7 +1508,7 @@
     <w:semiHidden/>
     <w:rsid w:val="00FC693F"/>
     <w:rPr>
-      <w:rFonts w:asciiTheme="majorHAnsi" w:eastAsiaTheme="majorEastAsia" w:hAnsiTheme="majorHAnsi" w:cstheme="majorBidi"/>
+      <w:rFonts/>
       <w:i/>
       <w:iCs/>
       <w:color w:val="404040" w:themeColor="text1" w:themeTint="BF"/>
@@ -1705,7 +1522,7 @@
     <w:semiHidden/>
     <w:rsid w:val="00FC693F"/>
     <w:rPr>
-      <w:rFonts w:asciiTheme="majorHAnsi" w:eastAsiaTheme="majorEastAsia" w:hAnsiTheme="majorHAnsi" w:cstheme="majorBidi"/>
+      <w:rFonts/>
       <w:color w:val="4F81BD" w:themeColor="accent1"/>
       <w:sz w:val="20"/>
       <w:szCs w:val="20"/>
@@ -1719,7 +1536,7 @@
     <w:semiHidden/>
     <w:rsid w:val="00FC693F"/>
     <w:rPr>
-      <w:rFonts w:asciiTheme="majorHAnsi" w:eastAsiaTheme="majorEastAsia" w:hAnsiTheme="majorHAnsi" w:cstheme="majorBidi"/>
+      <w:rFonts/>
       <w:i/>
       <w:iCs/>
       <w:color w:val="404040" w:themeColor="text1" w:themeTint="BF"/>
@@ -1778,9 +1595,6 @@
     <w:qFormat/>
     <w:rsid w:val="00FC693F"/>
     <w:pPr>
-      <w:pBdr>
-        <w:bottom w:val="single" w:sz="4" w:space="4" w:color="4F81BD" w:themeColor="accent1"/>
-      </w:pBdr>
       <w:spacing w:before="200" w:after="280"/>
       <w:ind w:left="936" w:right="936"/>
     </w:pPr>
@@ -3308,7 +3122,7 @@
         <w:spacing w:before="0" w:after="0" w:line="240" w:lineRule="auto"/>
       </w:pPr>
       <w:rPr>
-        <w:rFonts w:asciiTheme="majorHAnsi" w:eastAsiaTheme="majorEastAsia" w:hAnsiTheme="majorHAnsi" w:cstheme="majorBidi"/>
+        <w:rFonts/>
         <w:b/>
         <w:bCs/>
       </w:rPr>
@@ -3329,7 +3143,7 @@
         <w:spacing w:before="0" w:after="0" w:line="240" w:lineRule="auto"/>
       </w:pPr>
       <w:rPr>
-        <w:rFonts w:asciiTheme="majorHAnsi" w:eastAsiaTheme="majorEastAsia" w:hAnsiTheme="majorHAnsi" w:cstheme="majorBidi"/>
+        <w:rFonts/>
         <w:b/>
         <w:bCs/>
       </w:rPr>
@@ -3347,14 +3161,14 @@
     </w:tblStylePr>
     <w:tblStylePr w:type="firstCol">
       <w:rPr>
-        <w:rFonts w:asciiTheme="majorHAnsi" w:eastAsiaTheme="majorEastAsia" w:hAnsiTheme="majorHAnsi" w:cstheme="majorBidi"/>
+        <w:rFonts/>
         <w:b/>
         <w:bCs/>
       </w:rPr>
     </w:tblStylePr>
     <w:tblStylePr w:type="lastCol">
       <w:rPr>
-        <w:rFonts w:asciiTheme="majorHAnsi" w:eastAsiaTheme="majorEastAsia" w:hAnsiTheme="majorHAnsi" w:cstheme="majorBidi"/>
+        <w:rFonts/>
         <w:b/>
         <w:bCs/>
       </w:rPr>
@@ -3438,7 +3252,7 @@
         <w:spacing w:before="0" w:after="0" w:line="240" w:lineRule="auto"/>
       </w:pPr>
       <w:rPr>
-        <w:rFonts w:asciiTheme="majorHAnsi" w:eastAsiaTheme="majorEastAsia" w:hAnsiTheme="majorHAnsi" w:cstheme="majorBidi"/>
+        <w:rFonts/>
         <w:b/>
         <w:bCs/>
       </w:rPr>
@@ -3459,7 +3273,7 @@
         <w:spacing w:before="0" w:after="0" w:line="240" w:lineRule="auto"/>
       </w:pPr>
       <w:rPr>
-        <w:rFonts w:asciiTheme="majorHAnsi" w:eastAsiaTheme="majorEastAsia" w:hAnsiTheme="majorHAnsi" w:cstheme="majorBidi"/>
+        <w:rFonts/>
         <w:b/>
         <w:bCs/>
       </w:rPr>
@@ -3477,14 +3291,14 @@
     </w:tblStylePr>
     <w:tblStylePr w:type="firstCol">
       <w:rPr>
-        <w:rFonts w:asciiTheme="majorHAnsi" w:eastAsiaTheme="majorEastAsia" w:hAnsiTheme="majorHAnsi" w:cstheme="majorBidi"/>
+        <w:rFonts/>
         <w:b/>
         <w:bCs/>
       </w:rPr>
     </w:tblStylePr>
     <w:tblStylePr w:type="lastCol">
       <w:rPr>
-        <w:rFonts w:asciiTheme="majorHAnsi" w:eastAsiaTheme="majorEastAsia" w:hAnsiTheme="majorHAnsi" w:cstheme="majorBidi"/>
+        <w:rFonts/>
         <w:b/>
         <w:bCs/>
       </w:rPr>
@@ -3568,7 +3382,7 @@
         <w:spacing w:before="0" w:after="0" w:line="240" w:lineRule="auto"/>
       </w:pPr>
       <w:rPr>
-        <w:rFonts w:asciiTheme="majorHAnsi" w:eastAsiaTheme="majorEastAsia" w:hAnsiTheme="majorHAnsi" w:cstheme="majorBidi"/>
+        <w:rFonts/>
         <w:b/>
         <w:bCs/>
       </w:rPr>
@@ -3589,7 +3403,7 @@
         <w:spacing w:before="0" w:after="0" w:line="240" w:lineRule="auto"/>
       </w:pPr>
       <w:rPr>
-        <w:rFonts w:asciiTheme="majorHAnsi" w:eastAsiaTheme="majorEastAsia" w:hAnsiTheme="majorHAnsi" w:cstheme="majorBidi"/>
+        <w:rFonts/>
         <w:b/>
         <w:bCs/>
       </w:rPr>
@@ -3607,14 +3421,14 @@
     </w:tblStylePr>
     <w:tblStylePr w:type="firstCol">
       <w:rPr>
-        <w:rFonts w:asciiTheme="majorHAnsi" w:eastAsiaTheme="majorEastAsia" w:hAnsiTheme="majorHAnsi" w:cstheme="majorBidi"/>
+        <w:rFonts/>
         <w:b/>
         <w:bCs/>
       </w:rPr>
     </w:tblStylePr>
     <w:tblStylePr w:type="lastCol">
       <w:rPr>
-        <w:rFonts w:asciiTheme="majorHAnsi" w:eastAsiaTheme="majorEastAsia" w:hAnsiTheme="majorHAnsi" w:cstheme="majorBidi"/>
+        <w:rFonts/>
         <w:b/>
         <w:bCs/>
       </w:rPr>
@@ -3698,7 +3512,7 @@
         <w:spacing w:before="0" w:after="0" w:line="240" w:lineRule="auto"/>
       </w:pPr>
       <w:rPr>
-        <w:rFonts w:asciiTheme="majorHAnsi" w:eastAsiaTheme="majorEastAsia" w:hAnsiTheme="majorHAnsi" w:cstheme="majorBidi"/>
+        <w:rFonts/>
         <w:b/>
         <w:bCs/>
       </w:rPr>
@@ -3719,7 +3533,7 @@
         <w:spacing w:before="0" w:after="0" w:line="240" w:lineRule="auto"/>
       </w:pPr>
       <w:rPr>
-        <w:rFonts w:asciiTheme="majorHAnsi" w:eastAsiaTheme="majorEastAsia" w:hAnsiTheme="majorHAnsi" w:cstheme="majorBidi"/>
+        <w:rFonts/>
         <w:b/>
         <w:bCs/>
       </w:rPr>
@@ -3737,14 +3551,14 @@
     </w:tblStylePr>
     <w:tblStylePr w:type="firstCol">
       <w:rPr>
-        <w:rFonts w:asciiTheme="majorHAnsi" w:eastAsiaTheme="majorEastAsia" w:hAnsiTheme="majorHAnsi" w:cstheme="majorBidi"/>
+        <w:rFonts/>
         <w:b/>
         <w:bCs/>
       </w:rPr>
     </w:tblStylePr>
     <w:tblStylePr w:type="lastCol">
       <w:rPr>
-        <w:rFonts w:asciiTheme="majorHAnsi" w:eastAsiaTheme="majorEastAsia" w:hAnsiTheme="majorHAnsi" w:cstheme="majorBidi"/>
+        <w:rFonts/>
         <w:b/>
         <w:bCs/>
       </w:rPr>
@@ -3828,7 +3642,7 @@
         <w:spacing w:before="0" w:after="0" w:line="240" w:lineRule="auto"/>
       </w:pPr>
       <w:rPr>
-        <w:rFonts w:asciiTheme="majorHAnsi" w:eastAsiaTheme="majorEastAsia" w:hAnsiTheme="majorHAnsi" w:cstheme="majorBidi"/>
+        <w:rFonts/>
         <w:b/>
         <w:bCs/>
       </w:rPr>
@@ -3849,7 +3663,7 @@
         <w:spacing w:before="0" w:after="0" w:line="240" w:lineRule="auto"/>
       </w:pPr>
       <w:rPr>
-        <w:rFonts w:asciiTheme="majorHAnsi" w:eastAsiaTheme="majorEastAsia" w:hAnsiTheme="majorHAnsi" w:cstheme="majorBidi"/>
+        <w:rFonts/>
         <w:b/>
         <w:bCs/>
       </w:rPr>
@@ -3867,14 +3681,14 @@
     </w:tblStylePr>
     <w:tblStylePr w:type="firstCol">
       <w:rPr>
-        <w:rFonts w:asciiTheme="majorHAnsi" w:eastAsiaTheme="majorEastAsia" w:hAnsiTheme="majorHAnsi" w:cstheme="majorBidi"/>
+        <w:rFonts/>
         <w:b/>
         <w:bCs/>
       </w:rPr>
     </w:tblStylePr>
     <w:tblStylePr w:type="lastCol">
       <w:rPr>
-        <w:rFonts w:asciiTheme="majorHAnsi" w:eastAsiaTheme="majorEastAsia" w:hAnsiTheme="majorHAnsi" w:cstheme="majorBidi"/>
+        <w:rFonts/>
         <w:b/>
         <w:bCs/>
       </w:rPr>
@@ -3958,7 +3772,7 @@
         <w:spacing w:before="0" w:after="0" w:line="240" w:lineRule="auto"/>
       </w:pPr>
       <w:rPr>
-        <w:rFonts w:asciiTheme="majorHAnsi" w:eastAsiaTheme="majorEastAsia" w:hAnsiTheme="majorHAnsi" w:cstheme="majorBidi"/>
+        <w:rFonts/>
         <w:b/>
         <w:bCs/>
       </w:rPr>
@@ -3979,7 +3793,7 @@
         <w:spacing w:before="0" w:after="0" w:line="240" w:lineRule="auto"/>
       </w:pPr>
       <w:rPr>
-        <w:rFonts w:asciiTheme="majorHAnsi" w:eastAsiaTheme="majorEastAsia" w:hAnsiTheme="majorHAnsi" w:cstheme="majorBidi"/>
+        <w:rFonts/>
         <w:b/>
         <w:bCs/>
       </w:rPr>
@@ -3997,14 +3811,14 @@
     </w:tblStylePr>
     <w:tblStylePr w:type="firstCol">
       <w:rPr>
-        <w:rFonts w:asciiTheme="majorHAnsi" w:eastAsiaTheme="majorEastAsia" w:hAnsiTheme="majorHAnsi" w:cstheme="majorBidi"/>
+        <w:rFonts/>
         <w:b/>
         <w:bCs/>
       </w:rPr>
     </w:tblStylePr>
     <w:tblStylePr w:type="lastCol">
       <w:rPr>
-        <w:rFonts w:asciiTheme="majorHAnsi" w:eastAsiaTheme="majorEastAsia" w:hAnsiTheme="majorHAnsi" w:cstheme="majorBidi"/>
+        <w:rFonts/>
         <w:b/>
         <w:bCs/>
       </w:rPr>
@@ -4088,7 +3902,7 @@
         <w:spacing w:before="0" w:after="0" w:line="240" w:lineRule="auto"/>
       </w:pPr>
       <w:rPr>
-        <w:rFonts w:asciiTheme="majorHAnsi" w:eastAsiaTheme="majorEastAsia" w:hAnsiTheme="majorHAnsi" w:cstheme="majorBidi"/>
+        <w:rFonts/>
         <w:b/>
         <w:bCs/>
       </w:rPr>
@@ -4109,7 +3923,7 @@
         <w:spacing w:before="0" w:after="0" w:line="240" w:lineRule="auto"/>
       </w:pPr>
       <w:rPr>
-        <w:rFonts w:asciiTheme="majorHAnsi" w:eastAsiaTheme="majorEastAsia" w:hAnsiTheme="majorHAnsi" w:cstheme="majorBidi"/>
+        <w:rFonts/>
         <w:b/>
         <w:bCs/>
       </w:rPr>
@@ -4127,14 +3941,14 @@
     </w:tblStylePr>
     <w:tblStylePr w:type="firstCol">
       <w:rPr>
-        <w:rFonts w:asciiTheme="majorHAnsi" w:eastAsiaTheme="majorEastAsia" w:hAnsiTheme="majorHAnsi" w:cstheme="majorBidi"/>
+        <w:rFonts/>
         <w:b/>
         <w:bCs/>
       </w:rPr>
     </w:tblStylePr>
     <w:tblStylePr w:type="lastCol">
       <w:rPr>
-        <w:rFonts w:asciiTheme="majorHAnsi" w:eastAsiaTheme="majorEastAsia" w:hAnsiTheme="majorHAnsi" w:cstheme="majorBidi"/>
+        <w:rFonts/>
         <w:b/>
         <w:bCs/>
       </w:rPr>
@@ -5999,7 +5813,7 @@
     </w:tblPr>
     <w:tblStylePr w:type="firstRow">
       <w:rPr>
-        <w:rFonts w:asciiTheme="majorHAnsi" w:eastAsiaTheme="majorEastAsia" w:hAnsiTheme="majorHAnsi" w:cstheme="majorBidi"/>
+        <w:rFonts/>
       </w:rPr>
       <w:tblPr/>
       <w:tcPr>
@@ -6083,7 +5897,7 @@
     </w:tblPr>
     <w:tblStylePr w:type="firstRow">
       <w:rPr>
-        <w:rFonts w:asciiTheme="majorHAnsi" w:eastAsiaTheme="majorEastAsia" w:hAnsiTheme="majorHAnsi" w:cstheme="majorBidi"/>
+        <w:rFonts/>
       </w:rPr>
       <w:tblPr/>
       <w:tcPr>
@@ -6167,7 +5981,7 @@
     </w:tblPr>
     <w:tblStylePr w:type="firstRow">
       <w:rPr>
-        <w:rFonts w:asciiTheme="majorHAnsi" w:eastAsiaTheme="majorEastAsia" w:hAnsiTheme="majorHAnsi" w:cstheme="majorBidi"/>
+        <w:rFonts/>
       </w:rPr>
       <w:tblPr/>
       <w:tcPr>
@@ -6251,7 +6065,7 @@
     </w:tblPr>
     <w:tblStylePr w:type="firstRow">
       <w:rPr>
-        <w:rFonts w:asciiTheme="majorHAnsi" w:eastAsiaTheme="majorEastAsia" w:hAnsiTheme="majorHAnsi" w:cstheme="majorBidi"/>
+        <w:rFonts/>
       </w:rPr>
       <w:tblPr/>
       <w:tcPr>
@@ -6335,7 +6149,7 @@
     </w:tblPr>
     <w:tblStylePr w:type="firstRow">
       <w:rPr>
-        <w:rFonts w:asciiTheme="majorHAnsi" w:eastAsiaTheme="majorEastAsia" w:hAnsiTheme="majorHAnsi" w:cstheme="majorBidi"/>
+        <w:rFonts/>
       </w:rPr>
       <w:tblPr/>
       <w:tcPr>
@@ -6419,7 +6233,7 @@
     </w:tblPr>
     <w:tblStylePr w:type="firstRow">
       <w:rPr>
-        <w:rFonts w:asciiTheme="majorHAnsi" w:eastAsiaTheme="majorEastAsia" w:hAnsiTheme="majorHAnsi" w:cstheme="majorBidi"/>
+        <w:rFonts/>
       </w:rPr>
       <w:tblPr/>
       <w:tcPr>
@@ -6503,7 +6317,7 @@
     </w:tblPr>
     <w:tblStylePr w:type="firstRow">
       <w:rPr>
-        <w:rFonts w:asciiTheme="majorHAnsi" w:eastAsiaTheme="majorEastAsia" w:hAnsiTheme="majorHAnsi" w:cstheme="majorBidi"/>
+        <w:rFonts/>
       </w:rPr>
       <w:tblPr/>
       <w:tcPr>
@@ -6568,7 +6382,7 @@
       <w:spacing w:after="0" w:line="240" w:lineRule="auto"/>
     </w:pPr>
     <w:rPr>
-      <w:rFonts w:asciiTheme="majorHAnsi" w:eastAsiaTheme="majorEastAsia" w:hAnsiTheme="majorHAnsi" w:cstheme="majorBidi"/>
+      <w:rFonts/>
       <w:color w:val="000000" w:themeColor="text1"/>
     </w:rPr>
     <w:tblPr>
@@ -6696,7 +6510,7 @@
       <w:spacing w:after="0" w:line="240" w:lineRule="auto"/>
     </w:pPr>
     <w:rPr>
-      <w:rFonts w:asciiTheme="majorHAnsi" w:eastAsiaTheme="majorEastAsia" w:hAnsiTheme="majorHAnsi" w:cstheme="majorBidi"/>
+      <w:rFonts/>
       <w:color w:val="000000" w:themeColor="text1"/>
     </w:rPr>
     <w:tblPr>
@@ -6824,7 +6638,7 @@
       <w:spacing w:after="0" w:line="240" w:lineRule="auto"/>
     </w:pPr>
     <w:rPr>
-      <w:rFonts w:asciiTheme="majorHAnsi" w:eastAsiaTheme="majorEastAsia" w:hAnsiTheme="majorHAnsi" w:cstheme="majorBidi"/>
+      <w:rFonts/>
       <w:color w:val="000000" w:themeColor="text1"/>
     </w:rPr>
     <w:tblPr>
@@ -6952,7 +6766,7 @@
       <w:spacing w:after="0" w:line="240" w:lineRule="auto"/>
     </w:pPr>
     <w:rPr>
-      <w:rFonts w:asciiTheme="majorHAnsi" w:eastAsiaTheme="majorEastAsia" w:hAnsiTheme="majorHAnsi" w:cstheme="majorBidi"/>
+      <w:rFonts/>
       <w:color w:val="000000" w:themeColor="text1"/>
     </w:rPr>
     <w:tblPr>
@@ -7080,7 +6894,7 @@
       <w:spacing w:after="0" w:line="240" w:lineRule="auto"/>
     </w:pPr>
     <w:rPr>
-      <w:rFonts w:asciiTheme="majorHAnsi" w:eastAsiaTheme="majorEastAsia" w:hAnsiTheme="majorHAnsi" w:cstheme="majorBidi"/>
+      <w:rFonts/>
       <w:color w:val="000000" w:themeColor="text1"/>
     </w:rPr>
     <w:tblPr>
@@ -7208,7 +7022,7 @@
       <w:spacing w:after="0" w:line="240" w:lineRule="auto"/>
     </w:pPr>
     <w:rPr>
-      <w:rFonts w:asciiTheme="majorHAnsi" w:eastAsiaTheme="majorEastAsia" w:hAnsiTheme="majorHAnsi" w:cstheme="majorBidi"/>
+      <w:rFonts/>
       <w:color w:val="000000" w:themeColor="text1"/>
     </w:rPr>
     <w:tblPr>
@@ -7336,7 +7150,7 @@
       <w:spacing w:after="0" w:line="240" w:lineRule="auto"/>
     </w:pPr>
     <w:rPr>
-      <w:rFonts w:asciiTheme="majorHAnsi" w:eastAsiaTheme="majorEastAsia" w:hAnsiTheme="majorHAnsi" w:cstheme="majorBidi"/>
+      <w:rFonts/>
       <w:color w:val="000000" w:themeColor="text1"/>
     </w:rPr>
     <w:tblPr>
@@ -7975,7 +7789,7 @@
       <w:spacing w:after="0" w:line="240" w:lineRule="auto"/>
     </w:pPr>
     <w:rPr>
-      <w:rFonts w:asciiTheme="majorHAnsi" w:eastAsiaTheme="majorEastAsia" w:hAnsiTheme="majorHAnsi" w:cstheme="majorBidi"/>
+      <w:rFonts/>
       <w:color w:val="000000" w:themeColor="text1"/>
     </w:rPr>
     <w:tblPr>
@@ -8100,7 +7914,7 @@
       <w:spacing w:after="0" w:line="240" w:lineRule="auto"/>
     </w:pPr>
     <w:rPr>
-      <w:rFonts w:asciiTheme="majorHAnsi" w:eastAsiaTheme="majorEastAsia" w:hAnsiTheme="majorHAnsi" w:cstheme="majorBidi"/>
+      <w:rFonts/>
       <w:color w:val="000000" w:themeColor="text1"/>
     </w:rPr>
     <w:tblPr>
@@ -8225,7 +8039,7 @@
       <w:spacing w:after="0" w:line="240" w:lineRule="auto"/>
     </w:pPr>
     <w:rPr>
-      <w:rFonts w:asciiTheme="majorHAnsi" w:eastAsiaTheme="majorEastAsia" w:hAnsiTheme="majorHAnsi" w:cstheme="majorBidi"/>
+      <w:rFonts/>
       <w:color w:val="000000" w:themeColor="text1"/>
     </w:rPr>
     <w:tblPr>
@@ -8350,7 +8164,7 @@
       <w:spacing w:after="0" w:line="240" w:lineRule="auto"/>
     </w:pPr>
     <w:rPr>
-      <w:rFonts w:asciiTheme="majorHAnsi" w:eastAsiaTheme="majorEastAsia" w:hAnsiTheme="majorHAnsi" w:cstheme="majorBidi"/>
+      <w:rFonts/>
       <w:color w:val="000000" w:themeColor="text1"/>
     </w:rPr>
     <w:tblPr>
@@ -8475,7 +8289,7 @@
       <w:spacing w:after="0" w:line="240" w:lineRule="auto"/>
     </w:pPr>
     <w:rPr>
-      <w:rFonts w:asciiTheme="majorHAnsi" w:eastAsiaTheme="majorEastAsia" w:hAnsiTheme="majorHAnsi" w:cstheme="majorBidi"/>
+      <w:rFonts/>
       <w:color w:val="000000" w:themeColor="text1"/>
     </w:rPr>
     <w:tblPr>
@@ -8600,7 +8414,7 @@
       <w:spacing w:after="0" w:line="240" w:lineRule="auto"/>
     </w:pPr>
     <w:rPr>
-      <w:rFonts w:asciiTheme="majorHAnsi" w:eastAsiaTheme="majorEastAsia" w:hAnsiTheme="majorHAnsi" w:cstheme="majorBidi"/>
+      <w:rFonts/>
       <w:color w:val="000000" w:themeColor="text1"/>
     </w:rPr>
     <w:tblPr>
@@ -8725,7 +8539,7 @@
       <w:spacing w:after="0" w:line="240" w:lineRule="auto"/>
     </w:pPr>
     <w:rPr>
-      <w:rFonts w:asciiTheme="majorHAnsi" w:eastAsiaTheme="majorEastAsia" w:hAnsiTheme="majorHAnsi" w:cstheme="majorBidi"/>
+      <w:rFonts/>
       <w:color w:val="000000" w:themeColor="text1"/>
     </w:rPr>
     <w:tblPr>
